--- a/Documentos Base/Sprint 9 documentacion/Sprint_09_Planificado_Realizado_ICARO.docx
+++ b/Documentos Base/Sprint 9 documentacion/Sprint_09_Planificado_Realizado_ICARO.docx
@@ -4120,7 +4120,23 @@
                 <w:color w:val="000000"/>
                 <w:sz w:val="20"/>
               </w:rPr>
-              <w:t>Sprint 09 completa el ciclo de materiales: recepción (Sprint 08) → consumo (Sprint 09). Acumulado del proyecto: 222 pruebas (CP-001 a CP-222), 100% PASS.</w:t>
+              <w:t xml:space="preserve">Sprint 09 completa el ciclo de materiales: recepción (Sprint 08) </w:t>
+            </w:r>
+            <w:r>
+              <w:rPr>
+                <w:rFonts w:ascii="Calibri" w:hAnsi="Calibri"/>
+                <w:color w:val="000000"/>
+                <w:sz w:val="20"/>
+              </w:rPr>
+              <w:t>,</w:t>
+            </w:r>
+            <w:r>
+              <w:rPr>
+                <w:rFonts w:ascii="Calibri" w:hAnsi="Calibri"/>
+                <w:color w:val="000000"/>
+                <w:sz w:val="20"/>
+              </w:rPr>
+              <w:t xml:space="preserve"> consumo (Sprint 09). Acumulado del proyecto: 222 pruebas (CP-001 a CP-222), 100% PASS.</w:t>
             </w:r>
           </w:p>
         </w:tc>
@@ -5535,6 +5551,7 @@
   <w:style w:type="character" w:default="1" w:styleId="Fuentedeprrafopredeter">
     <w:name w:val="Default Paragraph Font"/>
     <w:uiPriority w:val="1"/>
+    <w:semiHidden/>
     <w:unhideWhenUsed/>
   </w:style>
   <w:style w:type="table" w:default="1" w:styleId="Tablanormal">
